--- a/fixtures/generated/c03__text-box.docx
+++ b/fixtures/generated/c03__text-box.docx
@@ -37,7 +37,12 @@
                 </w:p>
                 <w:p>
                   <w:r>
-                    <w:t xml:space="preserve">Maree Road</w:t>
+                    <w:t xml:space="preserve">Oranmore</w:t>
+                  </w:r>
+                </w:p>
+                <w:p>
+                  <w:r>
+                    <w:t xml:space="preserve">Co. Galway</w:t>
                   </w:r>
                 </w:p>
                 <w:p>
